--- a/src/OpenXmlHtml.Tests/WordListNumberingTests.SeparateListsRestartNumbering.DotNet.verified.docx
+++ b/src/OpenXmlHtml.Tests/WordListNumberingTests.SeparateListsRestartNumbering.DotNet.verified.docx
@@ -38,7 +38,7 @@
         <w:pStyle w:val="ListParagraph"/>
         <w:numPr>
           <w:ilvl w:val="0"/>
-          <w:numId w:val="4"/>
+          <w:numId w:val="3"/>
         </w:numPr>
         <w:contextualSpacing/>
       </w:pPr>
@@ -51,7 +51,7 @@
         <w:pStyle w:val="ListParagraph"/>
         <w:numPr>
           <w:ilvl w:val="0"/>
-          <w:numId w:val="4"/>
+          <w:numId w:val="3"/>
         </w:numPr>
         <w:contextualSpacing/>
       </w:pPr>
@@ -153,95 +153,17 @@
       </p2:pPr>
     </p2:lvl>
   </abstractNum>
-  <abstractNum xmlns:p2="http://schemas.openxmlformats.org/wordprocessingml/2006/main" p2:abstractNumId="1">
-    <p2:multiLevelType p2:val="hybridMultilevel"/>
-    <p2:lvl p2:ilvl="0">
-      <p2:start p2:val="1"/>
-      <p2:numFmt p2:val="decimal"/>
-      <p2:lvlText p2:val="%1."/>
-      <p2:lvlJc p2:val="left"/>
-      <p2:pPr>
-        <p2:ind p2:left="480" p2:hanging="240"/>
-      </p2:pPr>
-    </p2:lvl>
-    <p2:lvl p2:ilvl="1">
-      <p2:start p2:val="1"/>
-      <p2:numFmt p2:val="decimal"/>
-      <p2:lvlText p2:val="%2."/>
-      <p2:lvlJc p2:val="left"/>
-      <p2:pPr>
-        <p2:ind p2:left="960" p2:hanging="240"/>
-      </p2:pPr>
-    </p2:lvl>
-    <p2:lvl p2:ilvl="2">
-      <p2:start p2:val="1"/>
-      <p2:numFmt p2:val="decimal"/>
-      <p2:lvlText p2:val="%3."/>
-      <p2:lvlJc p2:val="left"/>
-      <p2:pPr>
-        <p2:ind p2:left="1440" p2:hanging="240"/>
-      </p2:pPr>
-    </p2:lvl>
-    <p2:lvl p2:ilvl="3">
-      <p2:start p2:val="1"/>
-      <p2:numFmt p2:val="decimal"/>
-      <p2:lvlText p2:val="%4."/>
-      <p2:lvlJc p2:val="left"/>
-      <p2:pPr>
-        <p2:ind p2:left="1920" p2:hanging="240"/>
-      </p2:pPr>
-    </p2:lvl>
-    <p2:lvl p2:ilvl="4">
-      <p2:start p2:val="1"/>
-      <p2:numFmt p2:val="decimal"/>
-      <p2:lvlText p2:val="%5."/>
-      <p2:lvlJc p2:val="left"/>
-      <p2:pPr>
-        <p2:ind p2:left="2400" p2:hanging="240"/>
-      </p2:pPr>
-    </p2:lvl>
-    <p2:lvl p2:ilvl="5">
-      <p2:start p2:val="1"/>
-      <p2:numFmt p2:val="decimal"/>
-      <p2:lvlText p2:val="%6."/>
-      <p2:lvlJc p2:val="left"/>
-      <p2:pPr>
-        <p2:ind p2:left="2880" p2:hanging="240"/>
-      </p2:pPr>
-    </p2:lvl>
-    <p2:lvl p2:ilvl="6">
-      <p2:start p2:val="1"/>
-      <p2:numFmt p2:val="decimal"/>
-      <p2:lvlText p2:val="%7."/>
-      <p2:lvlJc p2:val="left"/>
-      <p2:pPr>
-        <p2:ind p2:left="3360" p2:hanging="240"/>
-      </p2:pPr>
-    </p2:lvl>
-    <p2:lvl p2:ilvl="7">
-      <p2:start p2:val="1"/>
-      <p2:numFmt p2:val="decimal"/>
-      <p2:lvlText p2:val="%8."/>
-      <p2:lvlJc p2:val="left"/>
-      <p2:pPr>
-        <p2:ind p2:left="3840" p2:hanging="240"/>
-      </p2:pPr>
-    </p2:lvl>
-    <p2:lvl p2:ilvl="8">
-      <p2:start p2:val="1"/>
-      <p2:numFmt p2:val="decimal"/>
-      <p2:lvlText p2:val="%9."/>
-      <p2:lvlJc p2:val="left"/>
-      <p2:pPr>
-        <p2:ind p2:left="4320" p2:hanging="240"/>
-      </p2:pPr>
-    </p2:lvl>
-  </abstractNum>
   <num xmlns:p2="http://schemas.openxmlformats.org/wordprocessingml/2006/main" p2:numId="2">
     <p2:abstractNumId p2:val="0"/>
+    <p2:lvlOverride p2:ilvl="0">
+      <p2:startOverride p2:val="1"/>
+    </p2:lvlOverride>
   </num>
-  <num xmlns:p2="http://schemas.openxmlformats.org/wordprocessingml/2006/main" p2:numId="4">
-    <p2:abstractNumId p2:val="1"/>
+  <num xmlns:p2="http://schemas.openxmlformats.org/wordprocessingml/2006/main" p2:numId="3">
+    <p2:abstractNumId p2:val="0"/>
+    <p2:lvlOverride p2:ilvl="0">
+      <p2:startOverride p2:val="1"/>
+    </p2:lvlOverride>
   </num>
 </numbering>
 </file>